--- a/2. Planificación/PR-06 Objetivos, Metas e Indicadores SST.docx
+++ b/2. Planificación/PR-06 Objetivos, Metas e Indicadores SST.docx
@@ -422,7 +422,7 @@
         <w:rPr>
           <w:rFonts w:ascii="Arial" w:hAnsi="Arial" w:cs="Arial"/>
         </w:rPr>
-        <w:t>Los indicadores se consolidan mensualmente en FR-9.1-01 (Indicadores SST) y se presentan trimestralmente a la Gerencia. En la Revisión por la Dirección (PR-14) se evalúa el grado de cumplimiento anual de objetivos y metas.</w:t>
+        <w:t>Los indicadores se consolidan mensualmente en FR-113-01 (Indicadores SST) y se presentan trimestralmente a la Gerencia. En la Revisión por la Dirección (PR-14) se evalúa el grado de cumplimiento anual de objetivos y metas.</w:t>
       </w:r>
     </w:p>
     <w:p>
@@ -465,7 +465,7 @@
         <w:rPr>
           <w:rFonts w:ascii="Arial" w:hAnsi="Arial" w:cs="Arial"/>
         </w:rPr>
-        <w:t>• FR-9.1-01 – Indicadores SST (mensual)</w:t>
+        <w:t>• FR-113-01 – Indicadores SST (mensual)</w:t>
       </w:r>
     </w:p>
     <w:p>
@@ -2463,25 +2463,7 @@
               <w:sz w:val="20"/>
               <w:szCs w:val="20"/>
             </w:rPr>
-            <w:t>3. INDICADORES CLAVE DE DESEMPEÑO (</w:t>
-          </w:r>
-          <w:proofErr w:type="spellStart"/>
-          <w:r>
-            <w:rPr>
-              <w:rFonts w:ascii="Arial" w:hAnsi="Arial" w:cs="Arial"/>
-              <w:sz w:val="20"/>
-              <w:szCs w:val="20"/>
-            </w:rPr>
-            <w:t>KPIs</w:t>
-          </w:r>
-          <w:proofErr w:type="spellEnd"/>
-          <w:r>
-            <w:rPr>
-              <w:rFonts w:ascii="Arial" w:hAnsi="Arial" w:cs="Arial"/>
-              <w:sz w:val="20"/>
-              <w:szCs w:val="20"/>
-            </w:rPr>
-            <w:t>)</w:t>
+            <w:t>Objetivos, Metas e Indicadores SST</w:t>
           </w:r>
         </w:p>
       </w:tc>
@@ -2506,7 +2488,7 @@
               <w:sz w:val="20"/>
               <w:szCs w:val="20"/>
             </w:rPr>
-            <w:t xml:space="preserve">Vigencia: </w:t>
+            <w:t xml:space="preserve">Vigencia: Mayo 2026</w:t>
           </w:r>
         </w:p>
       </w:tc>
